--- a/templates/Шаблон_РОСМОЛ_услуги_самозанятый_v2_с_циклом.docx
+++ b/templates/Шаблон_РОСМОЛ_услуги_самозанятый_v2_с_циклом.docx
@@ -328,7 +328,7 @@
           <w:sz w:val="21"/>
           <w:szCs w:val="21"/>
         </w:rPr>
-        <w:t xml:space="preserve">1.1. Исполнитель обязуется по заданию Заказчика оказать {subject_description} для реализации Проектного решения «{project_solution_name}» проекта «{project_name}», а Заказчик обязуется оплатить данные услуги. </w:t>
+        <w:t xml:space="preserve">1.1. Исполнитель обязуется по заданию Заказчика оказать {subject_description} для реализации Проекта «{project_solution_name}» проекта «{project_name}», а Заказчик обязуется оплатить данные услуги. </w:t>
       </w:r>
     </w:p>
     <w:p>
@@ -1640,7 +1640,7 @@
           <w:sz w:val="21"/>
           <w:szCs w:val="21"/>
         </w:rPr>
-        <w:t xml:space="preserve">11.8.1. Приложение №1 – Техническое задание на оказание услуг диджея для реализации проектного решения «Медиапроект «Сюжеты».</w:t>
+        <w:t xml:space="preserve">11.8.1. Приложение №1 – Техническое задание на оказание {subject_description} для реализации проекта «{project_solution_name}».</w:t>
       </w:r>
     </w:p>
     <w:p>
@@ -2634,7 +2634,7 @@
           <w:sz w:val="21"/>
           <w:szCs w:val="21"/>
         </w:rPr>
-        <w:t xml:space="preserve">на оказание услуг разработки AR-проекта для реализации проектного решения «Медиапроект «Сюжеты»</w:t>
+        <w:t xml:space="preserve">на оказание {subject_description} для реализации проекта «{project_solution_name}»</w:t>
       </w:r>
     </w:p>
     <w:p>
@@ -3115,7 +3115,7 @@
           <w:sz w:val="21"/>
           <w:szCs w:val="21"/>
         </w:rPr>
-        <w:t xml:space="preserve">Требования к специалистам: специалист должен обладать подтвержденным опытом работы не менее одного года, иметь кейсы разработанных AR-проектов, уверенно владеть специализированным программным обеспечением. В качестве подтверждения квалификации привлекаемого специалиста и наличия у них успешного Исполнитель представляет резюме (Приложение №2 к настоящему договору) или диплом об образовании на специалиста, задействованного для оказания услуг.</w:t>
+        <w:t xml:space="preserve">Требования к специалистам: специалист должен обладать квалификацией, необходимой для оказания услуг, предусмотренных настоящим договором, и подтверждённым опытом работы не менее одного года. В качестве подтверждения квалификации привлекаемого специалиста Исполнитель представляет резюме (Приложение №2 к настоящему договору) или диплом об образовании на специалиста, задействованного для оказания услуг.</w:t>
       </w:r>
     </w:p>
     <w:p>

--- a/templates/Шаблон_РОСМОЛ_услуги_самозанятый_v2_с_циклом.docx
+++ b/templates/Шаблон_РОСМОЛ_услуги_самозанятый_v2_с_циклом.docx
@@ -651,7 +651,7 @@
           <w:sz w:val="21"/>
           <w:szCs w:val="21"/>
         </w:rPr>
-        <w:t xml:space="preserve">3.1. Цена Договора составляет {total_amount_numeric} ({total_amount_words}) рублей 00 копеек, {vat_clause}. Источник финансирования: средства гранта в форме субсидий юридическим лицам – победителям конкурсного отбора на предоставление из федерального бюджета грантов в форме субсидий юридическому лицу – победителю Всероссийского конкурса молодежных проектов среди образовательных организаций высшего образования в 2025 году.</w:t>
+        <w:t xml:space="preserve">3.1. Цена Договора составляет {total_amount_numeric} ({total_amount_words}) рублей 00 копеек, {vat_clause}. Источник финансирования: {finance_source_text}</w:t>
       </w:r>
     </w:p>
     <w:p>
@@ -1054,7 +1054,7 @@
           <w:sz w:val="21"/>
           <w:szCs w:val="21"/>
         </w:rPr>
-        <w:t xml:space="preserve">5.4.5. Исполнитель выражает согласие на осуществление ФЕДЕРАЛЬНЫМ АГЕНТСТВОМ ПО ДЕЛАМ МОЛОДЕЖИ и государственными органами финансового контроля проверок соблюдения Заказчиком целей, условий и порядка предоставления субсидии, установленных Правилами предоставления субсидии и Соглашением (в соответствии с п. 3 ст. 78.1. БК РФ).</w:t>
+        <w:t xml:space="preserve">5.4.5. Исполнитель выражает согласие на осуществление {grantor_name} и государственными органами финансового контроля проверок соблюдения Заказчиком целей, условий и порядка предоставления субсидии, установленных Правилами предоставления субсидии и Соглашением (в соответствии с п. 3 ст. 78.1. БК РФ).</w:t>
       </w:r>
     </w:p>
     <w:p>
